--- a/docs/cases/07-noelia-castillo.docx
+++ b/docs/cases/07-noelia-castillo.docx
@@ -31,7 +31,7 @@
         <w:pStyle w:val="Date"/>
       </w:pPr>
       <w:r>
-        <w:t xml:space="preserve">2026-05-31</w:t>
+        <w:t xml:space="preserve">2026-06-18</w:t>
       </w:r>
     </w:p>
     <w:sdt>
@@ -632,7 +632,23 @@
         <w:pStyle w:val="FirstParagraph"/>
       </w:pPr>
       <w:r>
-        <w:t xml:space="preserve">Castillo’s case is not hard because the facts are unclear. It is hard because two genuine values point in opposite directions. One is respect for what a suffering adult decides about her own life. The other is protection of people whose suffering may be distorting that very decision. The exchange below traces how that conflict unfolds, each move answering the one before.</w:t>
+        <w:t xml:space="preserve">For decades, assisted-death laws drew their hardest line around a single assumption: that the suffering being relieved was</w:t>
+      </w:r>
+      <w:r>
+        <w:t xml:space="preserve"> </w:t>
+      </w:r>
+      <w:r>
+        <w:rPr>
+          <w:i/>
+          <w:iCs/>
+        </w:rPr>
+        <w:t xml:space="preserve">physical</w:t>
+      </w:r>
+      <w:r>
+        <w:t xml:space="preserve"> </w:t>
+      </w:r>
+      <w:r>
+        <w:t xml:space="preserve">and the patient’s judgment was intact. Castillo’s case removes both supports at once. Her suffering was psychiatric, and the very condition that made her eligible — long-standing depression — is one that can distort the will it torments. The dispute is whether a request to die can count as free when the illness invoked to justify it may be the thing producing the request.</w:t>
       </w:r>
     </w:p>
     <w:bookmarkStart w:id="10" w:name="the-argument-from-autonomy"/>

--- a/docs/cases/07-noelia-castillo.docx
+++ b/docs/cases/07-noelia-castillo.docx
@@ -31,7 +31,7 @@
         <w:pStyle w:val="Date"/>
       </w:pPr>
       <w:r>
-        <w:t xml:space="preserve">2026-06-18</w:t>
+        <w:t xml:space="preserve">2026-08-03</w:t>
       </w:r>
     </w:p>
     <w:sdt>
@@ -1457,7 +1457,7 @@
         <w:pStyle w:val="FirstParagraph"/>
       </w:pPr>
       <w:r>
-        <w:t xml:space="preserve">So the case ends where the law itself is unsettled. Only a handful of countries — the Netherlands, Belgium, Spain — permit assisted death for suffering that is not terminal and is partly or wholly psychiatric. Canada twice voted to extend its system to people whose sole condition is a mental illness. Twice it</w:t>
+        <w:t xml:space="preserve">So the case ends where the law itself is unsettled. Only a handful of countries — the Netherlands, Belgium, Spain — permit assisted death for suffering that is not terminal and is partly or wholly psychiatric. Canada voted to extend its system to people whose sole condition is a mental illness, then</w:t>
       </w:r>
       <w:r>
         <w:t xml:space="preserve"> </w:t>
@@ -1473,7 +1473,20 @@
         <w:t xml:space="preserve"> </w:t>
       </w:r>
       <w:r>
-        <w:t xml:space="preserve">the change, most recently to 2027. Clinicians could not agree on how to tell irremediable mental illness from the treatable kind</w:t>
+        <w:t xml:space="preserve">the change repeatedly — most recently to March 2027. In June 2026 a parliamentary committee went further and recommended excluding psychiatric-only cases</w:t>
+      </w:r>
+      <w:r>
+        <w:t xml:space="preserve"> </w:t>
+      </w:r>
+      <w:r>
+        <w:rPr>
+          <w:b/>
+          <w:bCs/>
+        </w:rPr>
+        <w:t xml:space="preserve">indefinitely</w:t>
+      </w:r>
+      <w:r>
+        <w:t xml:space="preserve">. Clinicians could not agree on how to tell irremediable mental illness from the treatable kind</w:t>
       </w:r>
       <w:r>
         <w:t xml:space="preserve"> </w:t>
